--- a/livrables/rapport_corridor.docx
+++ b/livrables/rapport_corridor.docx
@@ -1366,6 +1366,90 @@
           <w:b/>
           <w:bCs/>
         </w:rPr>
+        <w:t xml:space="preserve">Hypothèse d’accélération et de freinage, déclarée.</w:t>
+      </w:r>
+      <w:r>
+        <w:t xml:space="preserve"> </w:t>
+      </w:r>
+      <w:r>
+        <w:t xml:space="preserve">L’intégration traite les</w:t>
+      </w:r>
+      <w:r>
+        <w:t xml:space="preserve"> </w:t>
+      </w:r>
+      <w:r>
+        <w:t xml:space="preserve">changements de vitesse comme instantanés : aucun profil d’accélération ni de freinage</w:t>
+      </w:r>
+      <w:r>
+        <w:t xml:space="preserve"> </w:t>
+      </w:r>
+      <w:r>
+        <w:t xml:space="preserve">n’est modélisé. Là où cette simplification joue, son traitement est le suivant. Autour</w:t>
+      </w:r>
+      <w:r>
+        <w:t xml:space="preserve"> </w:t>
+      </w:r>
+      <w:r>
+        <w:t xml:space="preserve">des arrêts, les phases d’accélération et de freinage sont absorbées par la</w:t>
+      </w:r>
+      <w:r>
+        <w:t xml:space="preserve"> </w:t>
+      </w:r>
+      <w:r>
+        <w:t xml:space="preserve">normalisation de cinq minutes par arrêt, et la borne mesurée du pilote de 2025 (7,5 à</w:t>
+      </w:r>
+      <w:r>
+        <w:t xml:space="preserve"> </w:t>
+      </w:r>
+      <w:r>
+        <w:t xml:space="preserve">10 minutes par arrêt évité, phases comprises) est testée en sensibilité à la</w:t>
+      </w:r>
+      <w:r>
+        <w:t xml:space="preserve"> </w:t>
+      </w:r>
+      <w:r>
+        <w:t xml:space="preserve">section 7. Dans les blocs urbains, les minutes figées viennent de l’horaire réel, qui</w:t>
+      </w:r>
+      <w:r>
+        <w:t xml:space="preserve"> </w:t>
+      </w:r>
+      <w:r>
+        <w:t xml:space="preserve">contient déjà les accélérations terminales. Reste l’interurbain : un train réel ne</w:t>
+      </w:r>
+      <w:r>
+        <w:t xml:space="preserve"> </w:t>
+      </w:r>
+      <w:r>
+        <w:t xml:space="preserve">profite pas pleinement d’un segment rapide court coincé entre deux courbes lentes,</w:t>
+      </w:r>
+      <w:r>
+        <w:t xml:space="preserve"> </w:t>
+      </w:r>
+      <w:r>
+        <w:t xml:space="preserve">et sur ces transitions le temps de base est légèrement favorable au train. Ce poste</w:t>
+      </w:r>
+      <w:r>
+        <w:t xml:space="preserve"> </w:t>
+      </w:r>
+      <w:r>
+        <w:t xml:space="preserve">est couvert par la fourchette de marge, et son chiffrage fin (profils de traction</w:t>
+      </w:r>
+      <w:r>
+        <w:t xml:space="preserve"> </w:t>
+      </w:r>
+      <w:r>
+        <w:t xml:space="preserve">réels, freinage) relève de la simulation de circulation recommandée en conclusion.</w:t>
+      </w:r>
+    </w:p>
+    <w:p>
+      <w:pPr>
+        <w:pStyle w:val="BodyText"/>
+      </w:pPr>
+      <w:r>
+        <w:rPr>
+          <w:b/>
+          <w:bCs/>
+        </w:rPr>
         <w:t xml:space="preserve">Vitesse géométrique</w:t>
       </w:r>
       <w:r>
@@ -1975,7 +2059,19 @@
         <w:pStyle w:val="FirstParagraph"/>
       </w:pPr>
       <w:r>
-        <w:t xml:space="preserve">La conception par site (clothoïdes, raccordements), le cantonnement fin, la simulation de</w:t>
+        <w:t xml:space="preserve">La conception par site (clothoïdes, raccordements), les profils d’accélération et de</w:t>
+      </w:r>
+      <w:r>
+        <w:t xml:space="preserve"> </w:t>
+      </w:r>
+      <w:r>
+        <w:t xml:space="preserve">freinage (changements de vitesse traités comme instantanés, hypothèse déclarée en</w:t>
+      </w:r>
+      <w:r>
+        <w:t xml:space="preserve"> </w:t>
+      </w:r>
+      <w:r>
+        <w:t xml:space="preserve">section 2.1), le cantonnement fin, la simulation de</w:t>
       </w:r>
       <w:r>
         <w:t xml:space="preserve"> </w:t>

--- a/livrables/rapport_corridor.docx
+++ b/livrables/rapport_corridor.docx
@@ -210,7 +210,7 @@
       <w:r>
         <w:drawing>
           <wp:inline>
-            <wp:extent cx="5334000" cy="1981816"/>
+            <wp:extent cx="5334000" cy="1981148"/>
             <wp:effectExtent b="0" l="0" r="0" t="0"/>
             <wp:docPr descr="Le train contre l’auto : chaque barre est un temps avec marge, présenté en fourchette, et les pourcentages face à l’auto sont donc eux aussi des bornes. Temps auto : approximation de connaissance générale, en repère." title="" id="10" name="Picture"/>
             <a:graphic>
@@ -231,7 +231,7 @@
                   <pic:spPr bwMode="auto">
                     <a:xfrm>
                       <a:off x="0" y="0"/>
-                      <a:ext cx="5334000" cy="1981816"/>
+                      <a:ext cx="5334000" cy="1981148"/>
                     </a:xfrm>
                     <a:prstGeom prst="rect">
                       <a:avLst/>
@@ -309,19 +309,19 @@
         <w:t xml:space="preserve"> </w:t>
       </w:r>
       <w:r>
-        <w:t xml:space="preserve">le train bat l’auto sur Montréal-Toronto (79 à 83 pour cent de son temps) et fait au</w:t>
-      </w:r>
-      <w:r>
-        <w:t xml:space="preserve"> </w:t>
-      </w:r>
-      <w:r>
-        <w:t xml:space="preserve">moins jeu égal sur Montréal-Québec (85 à 103 pour cent) ; en S3 à la bande 300, il tombe</w:t>
-      </w:r>
-      <w:r>
-        <w:t xml:space="preserve"> </w:t>
-      </w:r>
-      <w:r>
-        <w:t xml:space="preserve">à 64 à 67 pour cent du temps de l’auto sur Montréal-Toronto et à 72 à 88 pour cent sur</w:t>
+        <w:t xml:space="preserve">le train bat l’auto sur Montréal-Toronto (77 à 83 pour cent de son temps) et fait au</w:t>
+      </w:r>
+      <w:r>
+        <w:t xml:space="preserve"> </w:t>
+      </w:r>
+      <w:r>
+        <w:t xml:space="preserve">moins jeu égal sur Montréal-Québec (86 à 104 pour cent) ; en S3 à la bande 300, il tombe</w:t>
+      </w:r>
+      <w:r>
+        <w:t xml:space="preserve"> </w:t>
+      </w:r>
+      <w:r>
+        <w:t xml:space="preserve">à 65 à 70 pour cent du temps de l’auto sur Montréal-Toronto et à 75 à 91 pour cent sur</w:t>
       </w:r>
       <w:r>
         <w:t xml:space="preserve"> </w:t>
@@ -386,13 +386,13 @@
         <w:t xml:space="preserve"> </w:t>
       </w:r>
       <w:r>
-        <w:t xml:space="preserve">9 pour cent), elle donne 4 h 21 sur Montréal-Toronto, soit 79 pour cent du temps de</w:t>
-      </w:r>
-      <w:r>
-        <w:t xml:space="preserve"> </w:t>
-      </w:r>
-      <w:r>
-        <w:t xml:space="preserve">l’auto, et 2 h 24 sur Montréal-Québec, soit 85 pour cent. Où le résultat tombe dans la</w:t>
+        <w:t xml:space="preserve">9 pour cent), elle donne 4 h 15 sur Montréal-Toronto, soit 77 pour cent du temps de</w:t>
+      </w:r>
+      <w:r>
+        <w:t xml:space="preserve"> </w:t>
+      </w:r>
+      <w:r>
+        <w:t xml:space="preserve">l’auto, et 2 h 25 sur Montréal-Québec, soit 86 pour cent. Où le résultat tombe dans la</w:t>
       </w:r>
       <w:r>
         <w:t xml:space="preserve"> </w:t>
@@ -476,13 +476,13 @@
         <w:t xml:space="preserve"> </w:t>
       </w:r>
       <w:r>
-        <w:t xml:space="preserve">aujourd’hui sur le tronçon concerné (mesurée dans cette étude : de 14 pour cent sur</w:t>
-      </w:r>
-      <w:r>
-        <w:t xml:space="preserve"> </w:t>
-      </w:r>
-      <w:r>
-        <w:t xml:space="preserve">Montréal-Toronto à 33 pour cent sur Montréal-Québec). La distance entre les deux bornes</w:t>
+        <w:t xml:space="preserve">aujourd’hui sur le tronçon concerné (mesurée dans cette étude : de 15 pour cent sur</w:t>
+      </w:r>
+      <w:r>
+        <w:t xml:space="preserve"> </w:t>
+      </w:r>
+      <w:r>
+        <w:t xml:space="preserve">Montréal-Ottawa à 32 pour cent sur Montréal-Québec). La distance entre les deux bornes</w:t>
       </w:r>
       <w:r>
         <w:t xml:space="preserve"> </w:t>
@@ -636,7 +636,7 @@
         <w:t xml:space="preserve">)</w:t>
       </w:r>
       <w:r>
-        <w:t xml:space="preserve">, contre 44 à 57 minutes calculées sur Montréal-Toronto en S2 à la</w:t>
+        <w:t xml:space="preserve">, contre 45 à 63 minutes calculées sur Montréal-Toronto en S2 à la</w:t>
       </w:r>
       <w:r>
         <w:t xml:space="preserve"> </w:t>
@@ -1051,19 +1051,25 @@
         <w:t xml:space="preserve"> </w:t>
       </w:r>
       <w:r>
-        <w:t xml:space="preserve">train roule à la plus basse de deux vitesses, celle que la courbe locale permet</w:t>
-      </w:r>
-      <w:r>
-        <w:t xml:space="preserve"> </w:t>
-      </w:r>
-      <w:r>
-        <w:t xml:space="preserve">(selon le scénario) et le plafond qu’on s’autorise (la « bande ») ; le temps du</w:t>
-      </w:r>
-      <w:r>
-        <w:t xml:space="preserve"> </w:t>
-      </w:r>
-      <w:r>
-        <w:t xml:space="preserve">tronçon est la somme de ces temps élémentaires ;</w:t>
+        <w:t xml:space="preserve">train est borné par la plus basse de deux vitesses, celle que la courbe locale</w:t>
+      </w:r>
+      <w:r>
+        <w:t xml:space="preserve"> </w:t>
+      </w:r>
+      <w:r>
+        <w:t xml:space="preserve">permet (selon le scénario) et le plafond qu’on s’autorise (la « bande ») ; entre</w:t>
+      </w:r>
+      <w:r>
+        <w:t xml:space="preserve"> </w:t>
+      </w:r>
+      <w:r>
+        <w:t xml:space="preserve">ces bornes, son profil réel d’accélération et de freinage est simulé (voir plus</w:t>
+      </w:r>
+      <w:r>
+        <w:t xml:space="preserve"> </w:t>
+      </w:r>
+      <w:r>
+        <w:t xml:space="preserve">bas) ;</w:t>
       </w:r>
     </w:p>
     <w:p>
@@ -1082,7 +1088,13 @@
         <w:t xml:space="preserve">les arrêts</w:t>
       </w:r>
       <w:r>
-        <w:t xml:space="preserve"> : cinq minutes par arrêt intermédiaire ;</w:t>
+        <w:t xml:space="preserve"> : deux minutes d’immobilisation par arrêt intermédiaire, les phases</w:t>
+      </w:r>
+      <w:r>
+        <w:t xml:space="preserve"> </w:t>
+      </w:r>
+      <w:r>
+        <w:t xml:space="preserve">d’accélération et de freinage étant déjà dans le profil simulé ;</w:t>
       </w:r>
     </w:p>
     <w:p>
@@ -1246,12 +1258,17 @@
           </m:rPr>
           <m:t>)</m:t>
         </m:r>
-        <m:r>
-          <m:rPr>
-            <m:sty m:val="p"/>
-          </m:rPr>
-          <m:t>=</m:t>
-        </m:r>
+      </m:oMath>
+      <w:r>
+        <w:t xml:space="preserve"> </w:t>
+      </w:r>
+      <w:r>
+        <w:t xml:space="preserve">le profil de vitesse simulé, borné par</w:t>
+      </w:r>
+      <w:r>
+        <w:t xml:space="preserve"> </w:t>
+      </w:r>
+      <m:oMath>
         <m:r>
           <m:rPr>
             <m:sty m:val="p"/>
@@ -1295,13 +1312,13 @@
         <w:t xml:space="preserve"> </w:t>
       </w:r>
       <w:r>
-        <w:t xml:space="preserve">sur</w:t>
-      </w:r>
-      <w:r>
-        <w:t xml:space="preserve"> </w:t>
-      </w:r>
-      <w:r>
-        <w:t xml:space="preserve">l’interurbain. Le symbole</w:t>
+        <w:t xml:space="preserve">sur l’interurbain. Le</w:t>
+      </w:r>
+      <w:r>
+        <w:t xml:space="preserve"> </w:t>
+      </w:r>
+      <w:r>
+        <w:t xml:space="preserve">symbole</w:t>
       </w:r>
       <w:r>
         <w:t xml:space="preserve"> </w:t>
@@ -1348,13 +1365,13 @@
         <w:t xml:space="preserve"> </w:t>
       </w:r>
       <w:r>
-        <w:t xml:space="preserve">ne dit rien d’autre que « chaque mètre du</w:t>
-      </w:r>
-      <w:r>
-        <w:t xml:space="preserve"> </w:t>
-      </w:r>
-      <w:r>
-        <w:t xml:space="preserve">tracé est parcouru à la vitesse que ce mètre permet, et on additionne ».</w:t>
+        <w:t xml:space="preserve">ne dit rien d’autre que « chaque mètre du tracé est parcouru à</w:t>
+      </w:r>
+      <w:r>
+        <w:t xml:space="preserve"> </w:t>
+      </w:r>
+      <w:r>
+        <w:t xml:space="preserve">la vitesse que le train y atteint réellement, et on additionne ».</w:t>
       </w:r>
     </w:p>
     <w:p>
@@ -1366,79 +1383,109 @@
           <w:b/>
           <w:bCs/>
         </w:rPr>
-        <w:t xml:space="preserve">Hypothèse d’accélération et de freinage, déclarée.</w:t>
-      </w:r>
-      <w:r>
-        <w:t xml:space="preserve"> </w:t>
-      </w:r>
-      <w:r>
-        <w:t xml:space="preserve">L’intégration traite les</w:t>
-      </w:r>
-      <w:r>
-        <w:t xml:space="preserve"> </w:t>
-      </w:r>
-      <w:r>
-        <w:t xml:space="preserve">changements de vitesse comme instantanés : aucun profil d’accélération ni de freinage</w:t>
-      </w:r>
-      <w:r>
-        <w:t xml:space="preserve"> </w:t>
-      </w:r>
-      <w:r>
-        <w:t xml:space="preserve">n’est modélisé. Là où cette simplification joue, son traitement est le suivant. Autour</w:t>
-      </w:r>
-      <w:r>
-        <w:t xml:space="preserve"> </w:t>
-      </w:r>
-      <w:r>
-        <w:t xml:space="preserve">des arrêts, les phases d’accélération et de freinage sont absorbées par la</w:t>
-      </w:r>
-      <w:r>
-        <w:t xml:space="preserve"> </w:t>
-      </w:r>
-      <w:r>
-        <w:t xml:space="preserve">normalisation de cinq minutes par arrêt, et la borne mesurée du pilote de 2025 (7,5 à</w:t>
-      </w:r>
-      <w:r>
-        <w:t xml:space="preserve"> </w:t>
-      </w:r>
-      <w:r>
-        <w:t xml:space="preserve">10 minutes par arrêt évité, phases comprises) est testée en sensibilité à la</w:t>
-      </w:r>
-      <w:r>
-        <w:t xml:space="preserve"> </w:t>
-      </w:r>
-      <w:r>
-        <w:t xml:space="preserve">section 7. Dans les blocs urbains, les minutes figées viennent de l’horaire réel, qui</w:t>
-      </w:r>
-      <w:r>
-        <w:t xml:space="preserve"> </w:t>
-      </w:r>
-      <w:r>
-        <w:t xml:space="preserve">contient déjà les accélérations terminales. Reste l’interurbain : un train réel ne</w:t>
-      </w:r>
-      <w:r>
-        <w:t xml:space="preserve"> </w:t>
-      </w:r>
-      <w:r>
-        <w:t xml:space="preserve">profite pas pleinement d’un segment rapide court coincé entre deux courbes lentes,</w:t>
-      </w:r>
-      <w:r>
-        <w:t xml:space="preserve"> </w:t>
-      </w:r>
-      <w:r>
-        <w:t xml:space="preserve">et sur ces transitions le temps de base est légèrement favorable au train. Ce poste</w:t>
-      </w:r>
-      <w:r>
-        <w:t xml:space="preserve"> </w:t>
-      </w:r>
-      <w:r>
-        <w:t xml:space="preserve">est couvert par la fourchette de marge, et son chiffrage fin (profils de traction</w:t>
-      </w:r>
-      <w:r>
-        <w:t xml:space="preserve"> </w:t>
-      </w:r>
-      <w:r>
-        <w:t xml:space="preserve">réels, freinage) relève de la simulation de circulation recommandée en conclusion.</w:t>
+        <w:t xml:space="preserve">Le profil d’accélération et de freinage est simulé, à paramètres déclarés.</w:t>
+      </w:r>
+      <w:r>
+        <w:t xml:space="preserve"> </w:t>
+      </w:r>
+      <w:r>
+        <w:t xml:space="preserve">Le</w:t>
+      </w:r>
+      <w:r>
+        <w:t xml:space="preserve"> </w:t>
+      </w:r>
+      <w:r>
+        <w:t xml:space="preserve">train de cette étude ne saute pas d’une vitesse à l’autre : sur l’interurbain, son</w:t>
+      </w:r>
+      <w:r>
+        <w:t xml:space="preserve"> </w:t>
+      </w:r>
+      <w:r>
+        <w:t xml:space="preserve">profil est calculé en deux passes (accélération plafonnée par la motorisation, qui</w:t>
+      </w:r>
+      <w:r>
+        <w:t xml:space="preserve"> </w:t>
+      </w:r>
+      <w:r>
+        <w:t xml:space="preserve">décroît avec la vitesse ; freinage de service constant), avec arrêt complet à chaque</w:t>
+      </w:r>
+      <w:r>
+        <w:t xml:space="preserve"> </w:t>
+      </w:r>
+      <w:r>
+        <w:t xml:space="preserve">gare intermédiaire et aux frontières des blocs urbains. Les paramètres de rame sont</w:t>
+      </w:r>
+      <w:r>
+        <w:t xml:space="preserve"> </w:t>
+      </w:r>
+      <w:r>
+        <w:t xml:space="preserve">des ordres de grandeur déclarés, pas des fiches constructeur : S1 reçoit une rame</w:t>
+      </w:r>
+      <w:r>
+        <w:t xml:space="preserve"> </w:t>
+      </w:r>
+      <w:r>
+        <w:t xml:space="preserve">tractée comme la flotte actuelle (8 W/kg au rail, 0,5 m/s²) ; S2 et S3 reçoivent la</w:t>
+      </w:r>
+      <w:r>
+        <w:t xml:space="preserve"> </w:t>
+      </w:r>
+      <w:r>
+        <w:t xml:space="preserve">même rame de référence, dimensionnée pour sa bande (12 W/kg aux bandes 160 et 200,</w:t>
+      </w:r>
+      <w:r>
+        <w:t xml:space="preserve"> </w:t>
+      </w:r>
+      <w:r>
+        <w:t xml:space="preserve">type pendulaire moderne ; 18 à la bande 250 ; 22 à la bande 300, type rame à grande</w:t>
+      </w:r>
+      <w:r>
+        <w:t xml:space="preserve"> </w:t>
+      </w:r>
+      <w:r>
+        <w:t xml:space="preserve">vitesse ; 0,6 m/s²). S2 et S3 partagent la même rame parce que ces scénarios se</w:t>
+      </w:r>
+      <w:r>
+        <w:t xml:space="preserve"> </w:t>
+      </w:r>
+      <w:r>
+        <w:t xml:space="preserve">définissent par l’insuffisance de dévers admise, pas par la motorisation : une rame</w:t>
+      </w:r>
+      <w:r>
+        <w:t xml:space="preserve"> </w:t>
+      </w:r>
+      <w:r>
+        <w:t xml:space="preserve">commune isole l’effet de la géométrie. Pentes et résistance à l’avancement ne sont</w:t>
+      </w:r>
+      <w:r>
+        <w:t xml:space="preserve"> </w:t>
+      </w:r>
+      <w:r>
+        <w:t xml:space="preserve">pas modélisées. Contre-vérification : l’ancien forfait de cinq minutes par arrêt sur</w:t>
+      </w:r>
+      <w:r>
+        <w:t xml:space="preserve"> </w:t>
+      </w:r>
+      <w:r>
+        <w:t xml:space="preserve">intégrale fluide retombe à une à huit minutes près sur les mêmes totaux par tronçon ;</w:t>
+      </w:r>
+      <w:r>
+        <w:t xml:space="preserve"> </w:t>
+      </w:r>
+      <w:r>
+        <w:t xml:space="preserve">la borne du pilote de 2025 (7,5 à 10 minutes par arrêt évité, effets de sillon</w:t>
+      </w:r>
+      <w:r>
+        <w:t xml:space="preserve"> </w:t>
+      </w:r>
+      <w:r>
+        <w:t xml:space="preserve">compris) encadre le tout par le haut, l’excédent au-delà de la dynamique pure</w:t>
+      </w:r>
+      <w:r>
+        <w:t xml:space="preserve"> </w:t>
+      </w:r>
+      <w:r>
+        <w:t xml:space="preserve">relevant du régime de cohabitation, donc de la marge.</w:t>
       </w:r>
     </w:p>
     <w:p>
@@ -1687,25 +1734,37 @@
         <w:t xml:space="preserve"> </w:t>
       </w:r>
       <w:r>
-        <w:t xml:space="preserve">Cinq minutes par arrêt intermédiaire hors blocs urbains. C’est une</w:t>
-      </w:r>
-      <w:r>
-        <w:t xml:space="preserve"> </w:t>
-      </w:r>
-      <w:r>
-        <w:t xml:space="preserve">normalisation volontairement favorable : le pilote de train sans arrêt de septembre 2025</w:t>
-      </w:r>
-      <w:r>
-        <w:t xml:space="preserve"> </w:t>
-      </w:r>
-      <w:r>
-        <w:t xml:space="preserve">annonçait un gain de 30 à 40 minutes pour quatre arrêts sautés, soit 7,5 à 10 minutes par</w:t>
-      </w:r>
-      <w:r>
-        <w:t xml:space="preserve"> </w:t>
-      </w:r>
-      <w:r>
-        <w:t xml:space="preserve">arrêt en conditions réelles</w:t>
+        <w:t xml:space="preserve">Deux minutes d’immobilisation par arrêt intermédiaire hors blocs</w:t>
+      </w:r>
+      <w:r>
+        <w:t xml:space="preserve"> </w:t>
+      </w:r>
+      <w:r>
+        <w:t xml:space="preserve">urbains ; les phases d’accélération et de freinage sont simulées dans le profil</w:t>
+      </w:r>
+      <w:r>
+        <w:t xml:space="preserve"> </w:t>
+      </w:r>
+      <w:r>
+        <w:t xml:space="preserve">(l’ensemble revient à environ quatre à cinq minutes par arrêt à la bande 200). Repère</w:t>
+      </w:r>
+      <w:r>
+        <w:t xml:space="preserve"> </w:t>
+      </w:r>
+      <w:r>
+        <w:t xml:space="preserve">mesuré : le pilote de train sans arrêt de septembre 2025 annonçait un gain de 30 à</w:t>
+      </w:r>
+      <w:r>
+        <w:t xml:space="preserve"> </w:t>
+      </w:r>
+      <w:r>
+        <w:t xml:space="preserve">40 minutes pour quatre arrêts sautés, soit 7,5 à 10 minutes par arrêt en conditions</w:t>
+      </w:r>
+      <w:r>
+        <w:t xml:space="preserve"> </w:t>
+      </w:r>
+      <w:r>
+        <w:t xml:space="preserve">réelles de cohabitation</w:t>
       </w:r>
       <w:r>
         <w:t xml:space="preserve"> </w:t>
@@ -1725,7 +1784,13 @@
         <w:t xml:space="preserve">)</w:t>
       </w:r>
       <w:r>
-        <w:t xml:space="preserve">.</w:t>
+        <w:t xml:space="preserve"> ; l’écart entre ce chiffre et la dynamique</w:t>
+      </w:r>
+      <w:r>
+        <w:t xml:space="preserve"> </w:t>
+      </w:r>
+      <w:r>
+        <w:t xml:space="preserve">pure est un effet de sillon, qui vit dans la marge.</w:t>
       </w:r>
     </w:p>
     <w:p>
@@ -2059,19 +2124,25 @@
         <w:pStyle w:val="FirstParagraph"/>
       </w:pPr>
       <w:r>
-        <w:t xml:space="preserve">La conception par site (clothoïdes, raccordements), les profils d’accélération et de</w:t>
-      </w:r>
-      <w:r>
-        <w:t xml:space="preserve"> </w:t>
-      </w:r>
-      <w:r>
-        <w:t xml:space="preserve">freinage (changements de vitesse traités comme instantanés, hypothèse déclarée en</w:t>
-      </w:r>
-      <w:r>
-        <w:t xml:space="preserve"> </w:t>
-      </w:r>
-      <w:r>
-        <w:t xml:space="preserve">section 2.1), le cantonnement fin, la simulation de</w:t>
+        <w:t xml:space="preserve">La conception par site (clothoïdes, raccordements), les profils de traction constructeur</w:t>
+      </w:r>
+      <w:r>
+        <w:t xml:space="preserve"> </w:t>
+      </w:r>
+      <w:r>
+        <w:t xml:space="preserve">exacts, les pentes et la résistance à l’avancement (le profil d’accélération et de</w:t>
+      </w:r>
+      <w:r>
+        <w:t xml:space="preserve"> </w:t>
+      </w:r>
+      <w:r>
+        <w:t xml:space="preserve">freinage est simulé avec des paramètres génériques déclarés en section 2.1), le</w:t>
+      </w:r>
+      <w:r>
+        <w:t xml:space="preserve"> </w:t>
+      </w:r>
+      <w:r>
+        <w:t xml:space="preserve">cantonnement fin, la simulation de</w:t>
       </w:r>
       <w:r>
         <w:t xml:space="preserve"> </w:t>
@@ -2867,7 +2938,7 @@
           <w:b/>
           <w:bCs/>
         </w:rPr>
-        <w:t xml:space="preserve">Pourquoi 81 kilomètres d’écart ne font que deux à quatre minutes.</w:t>
+        <w:t xml:space="preserve">Pourquoi 81 kilomètres d’écart ne font que trois à cinq minutes.</w:t>
       </w:r>
       <w:r>
         <w:t xml:space="preserve"> </w:t>
@@ -2885,13 +2956,13 @@
         <w:t xml:space="preserve"> </w:t>
       </w:r>
       <w:r>
-        <w:t xml:space="preserve">200 km/h de 267 à 186 km, un écart de 81 km, mais il ne gagne que 2 minutes sur S2 sur</w:t>
-      </w:r>
-      <w:r>
-        <w:t xml:space="preserve"> </w:t>
-      </w:r>
-      <w:r>
-        <w:t xml:space="preserve">Montréal-Toronto (4 sur Montréal-Québec). La réconciliation tient à l’endroit où ces</w:t>
+        <w:t xml:space="preserve">200 km/h de 267 à 186 km, un écart de 81 km, mais il ne gagne que 3 minutes sur S2 sur</w:t>
+      </w:r>
+      <w:r>
+        <w:t xml:space="preserve"> </w:t>
+      </w:r>
+      <w:r>
+        <w:t xml:space="preserve">Montréal-Toronto (5 sur Montréal-Québec). La réconciliation tient à l’endroit où ces</w:t>
       </w:r>
       <w:r>
         <w:t xml:space="preserve"> </w:t>
@@ -2945,7 +3016,7 @@
         <w:t xml:space="preserve"> </w:t>
       </w:r>
       <w:r>
-        <w:t xml:space="preserve">supérieures, où son plafond géométrique cesse d’être bridé par la bande (6 minutes</w:t>
+        <w:t xml:space="preserve">supérieures, où son plafond géométrique cesse d’être bridé par la bande (7 minutes</w:t>
       </w:r>
       <w:r>
         <w:t xml:space="preserve"> </w:t>
@@ -3040,13 +3111,19 @@
         <w:t xml:space="preserve"> </w:t>
       </w:r>
       <w:r>
-        <w:t xml:space="preserve">permet au régime actuel (intégration à vitesse plafonnée à 160 km/h, soit 99 mi/h), rapporté à ce</w:t>
-      </w:r>
-      <w:r>
-        <w:t xml:space="preserve"> </w:t>
-      </w:r>
-      <w:r>
-        <w:t xml:space="preserve">dernier. Les paires contaminées par un nœud (blocs urbains, ponts Victoria et de Québec,</w:t>
+        <w:t xml:space="preserve">permet au régime actuel (intégration à vitesse plafonnée à 160 km/h, soit 99 mi/h, en</w:t>
+      </w:r>
+      <w:r>
+        <w:t xml:space="preserve"> </w:t>
+      </w:r>
+      <w:r>
+        <w:t xml:space="preserve">profil fluide : ce choix est le même pour toutes les cellules et n’affecte pas leur</w:t>
+      </w:r>
+      <w:r>
+        <w:t xml:space="preserve"> </w:t>
+      </w:r>
+      <w:r>
+        <w:t xml:space="preserve">comparaison), rapporté à ce dernier. Les paires contaminées par un nœud (blocs urbains, ponts Victoria et de Québec,</w:t>
       </w:r>
       <w:r>
         <w:t xml:space="preserve"> </w:t>
@@ -4997,18 +5074,18 @@
               <w:pStyle w:val="Compact"/>
             </w:pPr>
             <w:r>
-              <w:t xml:space="preserve">2 h 33</w:t>
-            </w:r>
-          </w:p>
-        </w:tc>
-        <w:tc>
-          <w:tcPr/>
-          <w:p>
-            <w:pPr>
-              <w:pStyle w:val="Compact"/>
-            </w:pPr>
-            <w:r>
-              <w:t xml:space="preserve">2 h 12</w:t>
+              <w:t xml:space="preserve">2 h 34</w:t>
+            </w:r>
+          </w:p>
+        </w:tc>
+        <w:tc>
+          <w:tcPr/>
+          <w:p>
+            <w:pPr>
+              <w:pStyle w:val="Compact"/>
+            </w:pPr>
+            <w:r>
+              <w:t xml:space="preserve">2 h 13</w:t>
             </w:r>
           </w:p>
         </w:tc>
@@ -5030,18 +5107,18 @@
               <w:pStyle w:val="Compact"/>
             </w:pPr>
             <w:r>
-              <w:t xml:space="preserve">1 h 58</w:t>
-            </w:r>
-          </w:p>
-        </w:tc>
-        <w:tc>
-          <w:tcPr/>
-          <w:p>
-            <w:pPr>
-              <w:pStyle w:val="Compact"/>
-            </w:pPr>
-            <w:r>
-              <w:t xml:space="preserve">1 h 52</w:t>
+              <w:t xml:space="preserve">2 h 00</w:t>
+            </w:r>
+          </w:p>
+        </w:tc>
+        <w:tc>
+          <w:tcPr/>
+          <w:p>
+            <w:pPr>
+              <w:pStyle w:val="Compact"/>
+            </w:pPr>
+            <w:r>
+              <w:t xml:space="preserve">1 h 57</w:t>
             </w:r>
           </w:p>
         </w:tc>
@@ -5076,7 +5153,7 @@
               <w:pStyle w:val="Compact"/>
             </w:pPr>
             <w:r>
-              <w:t xml:space="preserve">1 h 47</w:t>
+              <w:t xml:space="preserve">1 h 46</w:t>
             </w:r>
           </w:p>
         </w:tc>
@@ -5098,29 +5175,29 @@
               <w:pStyle w:val="Compact"/>
             </w:pPr>
             <w:r>
-              <w:t xml:space="preserve">1 h 31</w:t>
-            </w:r>
-          </w:p>
-        </w:tc>
-        <w:tc>
-          <w:tcPr/>
-          <w:p>
-            <w:pPr>
-              <w:pStyle w:val="Compact"/>
-            </w:pPr>
-            <w:r>
-              <w:t xml:space="preserve">1 h 24</w:t>
-            </w:r>
-          </w:p>
-        </w:tc>
-        <w:tc>
-          <w:tcPr/>
-          <w:p>
-            <w:pPr>
-              <w:pStyle w:val="Compact"/>
-            </w:pPr>
-            <w:r>
-              <w:t xml:space="preserve">1 h 19</w:t>
+              <w:t xml:space="preserve">1 h 30</w:t>
+            </w:r>
+          </w:p>
+        </w:tc>
+        <w:tc>
+          <w:tcPr/>
+          <w:p>
+            <w:pPr>
+              <w:pStyle w:val="Compact"/>
+            </w:pPr>
+            <w:r>
+              <w:t xml:space="preserve">1 h 25</w:t>
+            </w:r>
+          </w:p>
+        </w:tc>
+        <w:tc>
+          <w:tcPr/>
+          <w:p>
+            <w:pPr>
+              <w:pStyle w:val="Compact"/>
+            </w:pPr>
+            <w:r>
+              <w:t xml:space="preserve">1 h 22</w:t>
             </w:r>
           </w:p>
         </w:tc>
@@ -5155,40 +5232,40 @@
               <w:pStyle w:val="Compact"/>
             </w:pPr>
             <w:r>
-              <w:t xml:space="preserve">3 h 53</w:t>
-            </w:r>
-          </w:p>
-        </w:tc>
-        <w:tc>
-          <w:tcPr/>
-          <w:p>
-            <w:pPr>
-              <w:pStyle w:val="Compact"/>
-            </w:pPr>
-            <w:r>
-              <w:t xml:space="preserve">3 h 21</w:t>
-            </w:r>
-          </w:p>
-        </w:tc>
-        <w:tc>
-          <w:tcPr/>
-          <w:p>
-            <w:pPr>
-              <w:pStyle w:val="Compact"/>
-            </w:pPr>
-            <w:r>
-              <w:t xml:space="preserve">3 h 19</w:t>
-            </w:r>
-          </w:p>
-        </w:tc>
-        <w:tc>
-          <w:tcPr/>
-          <w:p>
-            <w:pPr>
-              <w:pStyle w:val="Compact"/>
-            </w:pPr>
-            <w:r>
-              <w:t xml:space="preserve">2 h 56</w:t>
+              <w:t xml:space="preserve">3 h 45</w:t>
+            </w:r>
+          </w:p>
+        </w:tc>
+        <w:tc>
+          <w:tcPr/>
+          <w:p>
+            <w:pPr>
+              <w:pStyle w:val="Compact"/>
+            </w:pPr>
+            <w:r>
+              <w:t xml:space="preserve">3 h 13</w:t>
+            </w:r>
+          </w:p>
+        </w:tc>
+        <w:tc>
+          <w:tcPr/>
+          <w:p>
+            <w:pPr>
+              <w:pStyle w:val="Compact"/>
+            </w:pPr>
+            <w:r>
+              <w:t xml:space="preserve">3 h 10</w:t>
+            </w:r>
+          </w:p>
+        </w:tc>
+        <w:tc>
+          <w:tcPr/>
+          <w:p>
+            <w:pPr>
+              <w:pStyle w:val="Compact"/>
+            </w:pPr>
+            <w:r>
+              <w:t xml:space="preserve">2 h 52</w:t>
             </w:r>
           </w:p>
         </w:tc>
@@ -5234,51 +5311,51 @@
               <w:pStyle w:val="Compact"/>
             </w:pPr>
             <w:r>
-              <w:t xml:space="preserve">4 h 38</w:t>
-            </w:r>
-          </w:p>
-        </w:tc>
-        <w:tc>
-          <w:tcPr/>
-          <w:p>
-            <w:pPr>
-              <w:pStyle w:val="Compact"/>
-            </w:pPr>
-            <w:r>
-              <w:t xml:space="preserve">4 h 00</w:t>
-            </w:r>
-          </w:p>
-        </w:tc>
-        <w:tc>
-          <w:tcPr/>
-          <w:p>
-            <w:pPr>
-              <w:pStyle w:val="Compact"/>
-            </w:pPr>
-            <w:r>
-              <w:t xml:space="preserve">3 h 58</w:t>
-            </w:r>
-          </w:p>
-        </w:tc>
-        <w:tc>
-          <w:tcPr/>
-          <w:p>
-            <w:pPr>
-              <w:pStyle w:val="Compact"/>
-            </w:pPr>
-            <w:r>
-              <w:t xml:space="preserve">3 h 30</w:t>
-            </w:r>
-          </w:p>
-        </w:tc>
-        <w:tc>
-          <w:tcPr/>
-          <w:p>
-            <w:pPr>
-              <w:pStyle w:val="Compact"/>
-            </w:pPr>
-            <w:r>
-              <w:t xml:space="preserve">3 h 15</w:t>
+              <w:t xml:space="preserve">4 h 32</w:t>
+            </w:r>
+          </w:p>
+        </w:tc>
+        <w:tc>
+          <w:tcPr/>
+          <w:p>
+            <w:pPr>
+              <w:pStyle w:val="Compact"/>
+            </w:pPr>
+            <w:r>
+              <w:t xml:space="preserve">3 h 54</w:t>
+            </w:r>
+          </w:p>
+        </w:tc>
+        <w:tc>
+          <w:tcPr/>
+          <w:p>
+            <w:pPr>
+              <w:pStyle w:val="Compact"/>
+            </w:pPr>
+            <w:r>
+              <w:t xml:space="preserve">3 h 51</w:t>
+            </w:r>
+          </w:p>
+        </w:tc>
+        <w:tc>
+          <w:tcPr/>
+          <w:p>
+            <w:pPr>
+              <w:pStyle w:val="Compact"/>
+            </w:pPr>
+            <w:r>
+              <w:t xml:space="preserve">3 h 28</w:t>
+            </w:r>
+          </w:p>
+        </w:tc>
+        <w:tc>
+          <w:tcPr/>
+          <w:p>
+            <w:pPr>
+              <w:pStyle w:val="Compact"/>
+            </w:pPr>
+            <w:r>
+              <w:t xml:space="preserve">3 h 18</w:t>
             </w:r>
           </w:p>
         </w:tc>
@@ -5345,13 +5422,13 @@
         <w:t xml:space="preserve"> </w:t>
       </w:r>
       <w:r>
-        <w:t xml:space="preserve">aujourd’hui, mesurée dans cette étude (14 pour cent sur Montréal-Toronto et</w:t>
-      </w:r>
-      <w:r>
-        <w:t xml:space="preserve"> </w:t>
-      </w:r>
-      <w:r>
-        <w:t xml:space="preserve">Montréal-Ottawa, 18 pour cent sur Ottawa-Toronto, 33 pour cent sur Montréal-Québec).</w:t>
+        <w:t xml:space="preserve">aujourd’hui, mesurée dans cette étude (15 pour cent sur Montréal-Ottawa, 17 sur</w:t>
+      </w:r>
+      <w:r>
+        <w:t xml:space="preserve"> </w:t>
+      </w:r>
+      <w:r>
+        <w:t xml:space="preserve">Montréal-Toronto, 22 sur Ottawa-Toronto, 32 sur Montréal-Québec).</w:t>
       </w:r>
       <w:r>
         <w:t xml:space="preserve"> </w:t>
@@ -5471,51 +5548,51 @@
               <w:pStyle w:val="Compact"/>
             </w:pPr>
             <w:r>
-              <w:t xml:space="preserve">2 h 43 à 3 h 23</w:t>
-            </w:r>
-          </w:p>
-        </w:tc>
-        <w:tc>
-          <w:tcPr/>
-          <w:p>
-            <w:pPr>
-              <w:pStyle w:val="Compact"/>
-            </w:pPr>
-            <w:r>
-              <w:t xml:space="preserve">2 h 24 à 2 h 56</w:t>
-            </w:r>
-          </w:p>
-        </w:tc>
-        <w:tc>
-          <w:tcPr/>
-          <w:p>
-            <w:pPr>
-              <w:pStyle w:val="Compact"/>
-            </w:pPr>
-            <w:r>
-              <w:t xml:space="preserve">2 h 20 à 2 h 50</w:t>
-            </w:r>
-          </w:p>
-        </w:tc>
-        <w:tc>
-          <w:tcPr/>
-          <w:p>
-            <w:pPr>
-              <w:pStyle w:val="Compact"/>
-            </w:pPr>
-            <w:r>
-              <w:t xml:space="preserve">2 h 09 à 2 h 37</w:t>
-            </w:r>
-          </w:p>
-        </w:tc>
-        <w:tc>
-          <w:tcPr/>
-          <w:p>
-            <w:pPr>
-              <w:pStyle w:val="Compact"/>
-            </w:pPr>
-            <w:r>
-              <w:t xml:space="preserve">2 h 03 à 2 h 29</w:t>
+              <w:t xml:space="preserve">2 h 44 à 3 h 23</w:t>
+            </w:r>
+          </w:p>
+        </w:tc>
+        <w:tc>
+          <w:tcPr/>
+          <w:p>
+            <w:pPr>
+              <w:pStyle w:val="Compact"/>
+            </w:pPr>
+            <w:r>
+              <w:t xml:space="preserve">2 h 25 à 2 h 56</w:t>
+            </w:r>
+          </w:p>
+        </w:tc>
+        <w:tc>
+          <w:tcPr/>
+          <w:p>
+            <w:pPr>
+              <w:pStyle w:val="Compact"/>
+            </w:pPr>
+            <w:r>
+              <w:t xml:space="preserve">2 h 20 à 2 h 49</w:t>
+            </w:r>
+          </w:p>
+        </w:tc>
+        <w:tc>
+          <w:tcPr/>
+          <w:p>
+            <w:pPr>
+              <w:pStyle w:val="Compact"/>
+            </w:pPr>
+            <w:r>
+              <w:t xml:space="preserve">2 h 11 à 2 h 39</w:t>
+            </w:r>
+          </w:p>
+        </w:tc>
+        <w:tc>
+          <w:tcPr/>
+          <w:p>
+            <w:pPr>
+              <w:pStyle w:val="Compact"/>
+            </w:pPr>
+            <w:r>
+              <w:t xml:space="preserve">2 h 08 à 2 h 35</w:t>
             </w:r>
           </w:p>
         </w:tc>
@@ -5550,7 +5627,7 @@
               <w:pStyle w:val="Compact"/>
             </w:pPr>
             <w:r>
-              <w:t xml:space="preserve">1 h 42 à 1 h 47</w:t>
+              <w:t xml:space="preserve">1 h 41 à 1 h 47</w:t>
             </w:r>
           </w:p>
         </w:tc>
@@ -5572,18 +5649,18 @@
               <w:pStyle w:val="Compact"/>
             </w:pPr>
             <w:r>
-              <w:t xml:space="preserve">1 h 31 à 1 h 36</w:t>
-            </w:r>
-          </w:p>
-        </w:tc>
-        <w:tc>
-          <w:tcPr/>
-          <w:p>
-            <w:pPr>
-              <w:pStyle w:val="Compact"/>
-            </w:pPr>
-            <w:r>
-              <w:t xml:space="preserve">1 h 26 à 1 h 31</w:t>
+              <w:t xml:space="preserve">1 h 32 à 1 h 38</w:t>
+            </w:r>
+          </w:p>
+        </w:tc>
+        <w:tc>
+          <w:tcPr/>
+          <w:p>
+            <w:pPr>
+              <w:pStyle w:val="Compact"/>
+            </w:pPr>
+            <w:r>
+              <w:t xml:space="preserve">1 h 30 à 1 h 35</w:t>
             </w:r>
           </w:p>
         </w:tc>
@@ -5607,51 +5684,51 @@
               <w:pStyle w:val="Compact"/>
             </w:pPr>
             <w:r>
-              <w:t xml:space="preserve">4 h 10 à 4 h 35</w:t>
-            </w:r>
-          </w:p>
-        </w:tc>
-        <w:tc>
-          <w:tcPr/>
-          <w:p>
-            <w:pPr>
-              <w:pStyle w:val="Compact"/>
-            </w:pPr>
-            <w:r>
-              <w:t xml:space="preserve">3 h 39 à 3 h 57</w:t>
-            </w:r>
-          </w:p>
-        </w:tc>
-        <w:tc>
-          <w:tcPr/>
-          <w:p>
-            <w:pPr>
-              <w:pStyle w:val="Compact"/>
-            </w:pPr>
-            <w:r>
-              <w:t xml:space="preserve">3 h 36 à 3 h 54</w:t>
-            </w:r>
-          </w:p>
-        </w:tc>
-        <w:tc>
-          <w:tcPr/>
-          <w:p>
-            <w:pPr>
-              <w:pStyle w:val="Compact"/>
-            </w:pPr>
-            <w:r>
-              <w:t xml:space="preserve">3 h 12 à 3 h 28</w:t>
-            </w:r>
-          </w:p>
-        </w:tc>
-        <w:tc>
-          <w:tcPr/>
-          <w:p>
-            <w:pPr>
-              <w:pStyle w:val="Compact"/>
-            </w:pPr>
-            <w:r>
-              <w:t xml:space="preserve">3 h 00 à 3 h 14</w:t>
+              <w:t xml:space="preserve">4 h 01 à 4 h 35</w:t>
+            </w:r>
+          </w:p>
+        </w:tc>
+        <w:tc>
+          <w:tcPr/>
+          <w:p>
+            <w:pPr>
+              <w:pStyle w:val="Compact"/>
+            </w:pPr>
+            <w:r>
+              <w:t xml:space="preserve">3 h 30 à 3 h 56</w:t>
+            </w:r>
+          </w:p>
+        </w:tc>
+        <w:tc>
+          <w:tcPr/>
+          <w:p>
+            <w:pPr>
+              <w:pStyle w:val="Compact"/>
+            </w:pPr>
+            <w:r>
+              <w:t xml:space="preserve">3 h 27 à 3 h 52</w:t>
+            </w:r>
+          </w:p>
+        </w:tc>
+        <w:tc>
+          <w:tcPr/>
+          <w:p>
+            <w:pPr>
+              <w:pStyle w:val="Compact"/>
+            </w:pPr>
+            <w:r>
+              <w:t xml:space="preserve">3 h 07 à 3 h 30</w:t>
+            </w:r>
+          </w:p>
+        </w:tc>
+        <w:tc>
+          <w:tcPr/>
+          <w:p>
+            <w:pPr>
+              <w:pStyle w:val="Compact"/>
+            </w:pPr>
+            <w:r>
+              <w:t xml:space="preserve">3 h 00 à 3 h 22</w:t>
             </w:r>
           </w:p>
         </w:tc>
@@ -5675,51 +5752,51 @@
               <w:pStyle w:val="Compact"/>
             </w:pPr>
             <w:r>
-              <w:t xml:space="preserve">4 h 57 à 5 h 18</w:t>
-            </w:r>
-          </w:p>
-        </w:tc>
-        <w:tc>
-          <w:tcPr/>
-          <w:p>
-            <w:pPr>
-              <w:pStyle w:val="Compact"/>
-            </w:pPr>
-            <w:r>
-              <w:t xml:space="preserve">4 h 21 à 4 h 34</w:t>
-            </w:r>
-          </w:p>
-        </w:tc>
-        <w:tc>
-          <w:tcPr/>
-          <w:p>
-            <w:pPr>
-              <w:pStyle w:val="Compact"/>
-            </w:pPr>
-            <w:r>
-              <w:t xml:space="preserve">4 h 19 à 4 h 32</w:t>
-            </w:r>
-          </w:p>
-        </w:tc>
-        <w:tc>
-          <w:tcPr/>
-          <w:p>
-            <w:pPr>
-              <w:pStyle w:val="Compact"/>
-            </w:pPr>
-            <w:r>
-              <w:t xml:space="preserve">3 h 49 à 4 h 00</w:t>
-            </w:r>
-          </w:p>
-        </w:tc>
-        <w:tc>
-          <w:tcPr/>
-          <w:p>
-            <w:pPr>
-              <w:pStyle w:val="Compact"/>
-            </w:pPr>
-            <w:r>
-              <w:t xml:space="preserve">3 h 32 à 3 h 43</w:t>
+              <w:t xml:space="preserve">4 h 51 à 5 h 18</w:t>
+            </w:r>
+          </w:p>
+        </w:tc>
+        <w:tc>
+          <w:tcPr/>
+          <w:p>
+            <w:pPr>
+              <w:pStyle w:val="Compact"/>
+            </w:pPr>
+            <w:r>
+              <w:t xml:space="preserve">4 h 15 à 4 h 33</w:t>
+            </w:r>
+          </w:p>
+        </w:tc>
+        <w:tc>
+          <w:tcPr/>
+          <w:p>
+            <w:pPr>
+              <w:pStyle w:val="Compact"/>
+            </w:pPr>
+            <w:r>
+              <w:t xml:space="preserve">4 h 12 à 4 h 30</w:t>
+            </w:r>
+          </w:p>
+        </w:tc>
+        <w:tc>
+          <w:tcPr/>
+          <w:p>
+            <w:pPr>
+              <w:pStyle w:val="Compact"/>
+            </w:pPr>
+            <w:r>
+              <w:t xml:space="preserve">3 h 46 à 4 h 02</w:t>
+            </w:r>
+          </w:p>
+        </w:tc>
+        <w:tc>
+          <w:tcPr/>
+          <w:p>
+            <w:pPr>
+              <w:pStyle w:val="Compact"/>
+            </w:pPr>
+            <w:r>
+              <w:t xml:space="preserve">3 h 35 à 3 h 51</w:t>
             </w:r>
           </w:p>
         </w:tc>
@@ -5742,13 +5819,25 @@
         <w:t xml:space="preserve"> </w:t>
       </w:r>
       <w:r>
-        <w:t xml:space="preserve">km/h près ; la pénalité d’arrêt (5 minutes par arrêt, borne basse volontaire) peut être</w:t>
-      </w:r>
-      <w:r>
-        <w:t xml:space="preserve"> </w:t>
-      </w:r>
-      <w:r>
-        <w:t xml:space="preserve">portée à 7,5-10 minutes sans changer l’ordre des scénarios.</w:t>
+        <w:t xml:space="preserve">km/h près ; l’immobilisation en gare (2 minutes par arrêt) peut être doublée sans changer</w:t>
+      </w:r>
+      <w:r>
+        <w:t xml:space="preserve"> </w:t>
+      </w:r>
+      <w:r>
+        <w:t xml:space="preserve">l’ordre des scénarios (chaque minute ajoutée coûte de 3 à 10 minutes par tronçon selon</w:t>
+      </w:r>
+      <w:r>
+        <w:t xml:space="preserve"> </w:t>
+      </w:r>
+      <w:r>
+        <w:t xml:space="preserve">son nombre d’arrêts) ; la borne du pilote de 2025 (7,5 à 10 minutes par arrêt évité)</w:t>
+      </w:r>
+      <w:r>
+        <w:t xml:space="preserve"> </w:t>
+      </w:r>
+      <w:r>
+        <w:t xml:space="preserve">inclut des effets de sillon qui relèvent de la marge, pas du temps de base.</w:t>
       </w:r>
     </w:p>
     <w:p>
